--- a/Md_Niaj_Shahriar_Shishir_Senior_Project_Manager.docx
+++ b/Md_Niaj_Shahriar_Shishir_Senior_Project_Manager.docx
@@ -344,7 +344,7 @@
                 <w:color w:val="2563EB"/>
                 <w:sz w:val="12"/>
               </w:rPr>
-              <w:t>900+ MODULES &amp; 14+ UPGRADES</w:t>
+              <w:t>900+ MODULES &amp; 16+ UPGRADES</w:t>
             </w:r>
           </w:p>
         </w:tc>
@@ -855,7 +855,7 @@
           <w:color w:val="1E293B"/>
           <w:sz w:val="16"/>
         </w:rPr>
-        <w:t>Led 14+ major multi-version database upgrades (Odoo 13 to 19). Developed an AST-based schema extraction strategy to retain all historical custom fields, financial ledger records, and audit reports while retiring legacy technical debt.</w:t>
+        <w:t>Led 16+ major multi-version database upgrades (Odoo 13 to 19). Developed an AST-based schema extraction strategy to retain all historical custom fields, financial ledger records, and audit reports while retiring legacy technical debt.</w:t>
       </w:r>
     </w:p>
     <w:p>
@@ -1132,7 +1132,7 @@
           <w:color w:val="1E293B"/>
           <w:sz w:val="16"/>
         </w:rPr>
-        <w:t>Configured Nginx reverse proxy worker isolation to separate heavy external API sync and e-commerce traffic from internal administrative back-office Gunicorn workers, eliminating system downtime.</w:t>
+        <w:t>Configured Nginx reverse proxy worker isolation to separate heavy external API sync and e-commerce traffic from internal administrative back-office Odoo workers, eliminating system downtime.</w:t>
       </w:r>
     </w:p>
     <w:p>
